--- a/docs/guides/action_prefix_system/USER_GUIDE.docx
+++ b/docs/guides/action_prefix_system/USER_GUIDE.docx
@@ -10,7 +10,7 @@
         <w:t xml:space="preserve">USER_GUIDE</w:t>
       </w:r>
     </w:p>
-    <w:bookmarkStart w:id="22" w:name="action-prefix-system--user-guide"/>
+    <w:bookmarkStart w:id="23" w:name="action-prefix-system--user-guide"/>
     <w:p>
       <w:pPr>
         <w:pStyle w:val="Heading1"/>
@@ -75,7 +75,7 @@
               <w:pStyle w:val="Compact"/>
             </w:pPr>
             <w:r>
-              <w:t xml:space="preserve">1</w:t>
+              <w:t xml:space="preserve">2</w:t>
             </w:r>
           </w:p>
         </w:tc>
@@ -123,7 +123,7 @@
               <w:pStyle w:val="Compact"/>
             </w:pPr>
             <w:r>
-              <w:t xml:space="preserve">2026-06-09T00:00:00Z</w:t>
+              <w:t xml:space="preserve">2026-07-02T00:00:00Z</w:t>
             </w:r>
           </w:p>
         </w:tc>
@@ -608,13 +608,13 @@
       </w:r>
     </w:p>
     <w:bookmarkEnd w:id="10"/>
-    <w:bookmarkStart w:id="12" w:name="X00770eefad761813264e9bed285aab542f16525"/>
+    <w:bookmarkStart w:id="12" w:name="X1d98d415fdd376ef9d5849f89256c606065f395"/>
     <w:p>
       <w:pPr>
         <w:pStyle w:val="Heading2"/>
       </w:pPr>
       <w:r>
-        <w:t xml:space="preserve">2. The four equivalent invocation forms</w:t>
+        <w:t xml:space="preserve">2. The five equivalent invocation forms</w:t>
       </w:r>
     </w:p>
     <w:p>
@@ -638,7 +638,7 @@
         <w:t xml:space="preserve"> </w:t>
       </w:r>
       <w:r>
-        <w:t xml:space="preserve">to be invocable in four equivalent forms</w:t>
+        <w:t xml:space="preserve">to be invocable in five equivalent forms</w:t>
       </w:r>
       <w:r>
         <w:t xml:space="preserve"> </w:t>
@@ -891,7 +891,7 @@
               <w:t xml:space="preserve"> </w:t>
             </w:r>
             <w:r>
-              <w:t xml:space="preserve">(grammar 91/0; see §8)</w:t>
+              <w:t xml:space="preserve">(grammar 166/0; see §8)</w:t>
             </w:r>
           </w:p>
         </w:tc>
@@ -1064,7 +1064,152 @@
               <w:t xml:space="preserve"> </w:t>
             </w:r>
             <w:r>
-              <w:t xml:space="preserve">(hook E2E 10/0; see §8)</w:t>
+              <w:t xml:space="preserve">(hook E2E; see §8)</w:t>
+            </w:r>
+          </w:p>
+        </w:tc>
+      </w:tr>
+      <w:tr>
+        <w:tc>
+          <w:tcPr/>
+          <w:p>
+            <w:pPr>
+              <w:pStyle w:val="Compact"/>
+            </w:pPr>
+            <w:r>
+              <w:t xml:space="preserve">5</w:t>
+            </w:r>
+          </w:p>
+        </w:tc>
+        <w:tc>
+          <w:tcPr/>
+          <w:p>
+            <w:pPr>
+              <w:pStyle w:val="Compact"/>
+            </w:pPr>
+            <w:r>
+              <w:rPr>
+                <w:rStyle w:val="VerbatimChar"/>
+              </w:rPr>
+              <w:t xml:space="preserve">ACTION_NAME ---&gt; &lt;rest&gt;</w:t>
+            </w:r>
+            <w:r>
+              <w:t xml:space="preserve"> </w:t>
+            </w:r>
+            <w:r>
+              <w:t xml:space="preserve">(and</w:t>
+            </w:r>
+            <w:r>
+              <w:t xml:space="preserve"> </w:t>
+            </w:r>
+            <w:r>
+              <w:rPr>
+                <w:rStyle w:val="VerbatimChar"/>
+              </w:rPr>
+              <w:t xml:space="preserve">PREFIX::ACTION_NAME ---&gt; &lt;rest&gt;</w:t>
+            </w:r>
+            <w:r>
+              <w:t xml:space="preserve">)</w:t>
+            </w:r>
+          </w:p>
+        </w:tc>
+        <w:tc>
+          <w:tcPr/>
+          <w:p>
+            <w:pPr>
+              <w:pStyle w:val="Compact"/>
+            </w:pPr>
+            <w:r>
+              <w:rPr>
+                <w:rStyle w:val="VerbatimChar"/>
+              </w:rPr>
+              <w:t xml:space="preserve">BACKGROUND ---&gt; Do X</w:t>
+            </w:r>
+            <w:r>
+              <w:t xml:space="preserve"> </w:t>
+            </w:r>
+            <w:r>
+              <w:t xml:space="preserve">/</w:t>
+            </w:r>
+            <w:r>
+              <w:t xml:space="preserve"> </w:t>
+            </w:r>
+            <w:r>
+              <w:rPr>
+                <w:rStyle w:val="VerbatimChar"/>
+              </w:rPr>
+              <w:t xml:space="preserve">DEFAULT::BACKGROUND ---&gt; Do X</w:t>
+            </w:r>
+          </w:p>
+        </w:tc>
+        <w:tc>
+          <w:tcPr/>
+          <w:p>
+            <w:pPr>
+              <w:pStyle w:val="Compact"/>
+            </w:pPr>
+            <w:r>
+              <w:t xml:space="preserve">arrow form — the</w:t>
+            </w:r>
+            <w:r>
+              <w:t xml:space="preserve"> </w:t>
+            </w:r>
+            <w:r>
+              <w:rPr>
+                <w:rStyle w:val="VerbatimChar"/>
+              </w:rPr>
+              <w:t xml:space="preserve">---&gt;</w:t>
+            </w:r>
+            <w:r>
+              <w:t xml:space="preserve"> </w:t>
+            </w:r>
+            <w:r>
+              <w:t xml:space="preserve">body separator (one space each side); a third equivalent delimiter alongside</w:t>
+            </w:r>
+            <w:r>
+              <w:t xml:space="preserve"> </w:t>
+            </w:r>
+            <w:r>
+              <w:rPr>
+                <w:rStyle w:val="VerbatimChar"/>
+              </w:rPr>
+              <w:t xml:space="preserve">::</w:t>
+            </w:r>
+            <w:r>
+              <w:t xml:space="preserve"> </w:t>
+            </w:r>
+            <w:r>
+              <w:t xml:space="preserve">and</w:t>
+            </w:r>
+            <w:r>
+              <w:t xml:space="preserve"> </w:t>
+            </w:r>
+            <w:r>
+              <w:rPr>
+                <w:rStyle w:val="VerbatimChar"/>
+              </w:rPr>
+              <w:t xml:space="preserve">/</w:t>
+            </w:r>
+          </w:p>
+        </w:tc>
+        <w:tc>
+          <w:tcPr/>
+          <w:p>
+            <w:pPr>
+              <w:pStyle w:val="Compact"/>
+            </w:pPr>
+            <w:r>
+              <w:rPr>
+                <w:b/>
+                <w:bCs/>
+              </w:rPr>
+              <w:t xml:space="preserve">Implemented</w:t>
+            </w:r>
+            <w:r>
+              <w:t xml:space="preserve"> </w:t>
+            </w:r>
+            <w:r>
+              <w:t xml:space="preserve">(grammar 166/0; see §8)</w:t>
             </w:r>
           </w:p>
         </w:tc>
@@ -1075,7 +1220,7 @@
         <w:pStyle w:val="BodyText"/>
       </w:pPr>
       <w:r>
-        <w:t xml:space="preserve">These four forms are equivalent by design:</w:t>
+        <w:t xml:space="preserve">These five forms are equivalent by design:</w:t>
       </w:r>
     </w:p>
     <w:p>
@@ -1086,7 +1231,7 @@
         <w:rPr>
           <w:rStyle w:val="VerbatimChar"/>
         </w:rPr>
-        <w:t xml:space="preserve">BACKGROUND ::  ≡  DEFAULT::BACKGROUND ::  ≡  /BACKGROUND  ≡  /DEFAULT::BACKGROUND</w:t>
+        <w:t xml:space="preserve">BACKGROUND ::  ≡  DEFAULT::BACKGROUND ::  ≡  /BACKGROUND  ≡  /DEFAULT::BACKGROUND  ≡  BACKGROUND ---&gt;  ≡  DEFAULT::BACKGROUND ---&gt;</w:t>
       </w:r>
     </w:p>
     <w:p>
@@ -1104,7 +1249,7 @@
         <w:t xml:space="preserve"> </w:t>
       </w:r>
       <w:r>
-        <w:t xml:space="preserve">All four forms are implemented today and</w:t>
+        <w:t xml:space="preserve">All five forms are implemented today and</w:t>
       </w:r>
       <w:r>
         <w:t xml:space="preserve"> </w:t>
@@ -1141,25 +1286,53 @@
         <w:t xml:space="preserve"> </w:t>
       </w:r>
       <w:r>
-        <w:t xml:space="preserve">namespace) are now wired</w:t>
-      </w:r>
-      <w:r>
-        <w:t xml:space="preserve"> </w:t>
-      </w:r>
-      <w:r>
-        <w:t xml:space="preserve">into the registry, the expander library, and the slash-command generator, and</w:t>
-      </w:r>
-      <w:r>
-        <w:t xml:space="preserve"> </w:t>
-      </w:r>
-      <w:r>
-        <w:t xml:space="preserve">are verified (grammar suite 91/0, hook E2E 10/0) — see §8. Any of the four</w:t>
-      </w:r>
-      <w:r>
-        <w:t xml:space="preserve"> </w:t>
-      </w:r>
-      <w:r>
-        <w:t xml:space="preserve">forms can be used today.</w:t>
+        <w:t xml:space="preserve">namespace) and form</w:t>
+      </w:r>
+      <w:r>
+        <w:t xml:space="preserve"> </w:t>
+      </w:r>
+      <w:r>
+        <w:rPr>
+          <w:b/>
+          <w:bCs/>
+        </w:rPr>
+        <w:t xml:space="preserve">5</w:t>
+      </w:r>
+      <w:r>
+        <w:t xml:space="preserve"> </w:t>
+      </w:r>
+      <w:r>
+        <w:t xml:space="preserve">(the arrow</w:t>
+      </w:r>
+      <w:r>
+        <w:t xml:space="preserve"> </w:t>
+      </w:r>
+      <w:r>
+        <w:rPr>
+          <w:rStyle w:val="VerbatimChar"/>
+        </w:rPr>
+        <w:t xml:space="preserve">---&gt;</w:t>
+      </w:r>
+      <w:r>
+        <w:t xml:space="preserve">) are wired into the registry, the expander library, the</w:t>
+      </w:r>
+      <w:r>
+        <w:t xml:space="preserve"> </w:t>
+      </w:r>
+      <w:r>
+        <w:t xml:space="preserve">parse paths (python + awk, byte-identical), and the LAYER-2 hook, and are</w:t>
+      </w:r>
+      <w:r>
+        <w:t xml:space="preserve"> </w:t>
+      </w:r>
+      <w:r>
+        <w:t xml:space="preserve">verified (grammar suite 166/0, paired-mutation meta-test 6/0) — see §8. Any of</w:t>
+      </w:r>
+      <w:r>
+        <w:t xml:space="preserve"> </w:t>
+      </w:r>
+      <w:r>
+        <w:t xml:space="preserve">the five forms can be used today.</w:t>
       </w:r>
     </w:p>
     <w:bookmarkStart w:id="11" w:name="X7119a4361798622dea65fe64b70cb1a918ad0fe"/>
@@ -1239,7 +1412,7 @@
         <w:t xml:space="preserve"> </w:t>
       </w:r>
       <w:r>
-        <w:t xml:space="preserve">(forms 2 and 4).</w:t>
+        <w:t xml:space="preserve">(forms 2, 4, and the namespaced arrow).</w:t>
       </w:r>
     </w:p>
     <w:p>
@@ -1326,6 +1499,80 @@
           <w:b/>
           <w:bCs/>
         </w:rPr>
+        <w:t xml:space="preserve">Arrow-body separator</w:t>
+      </w:r>
+      <w:r>
+        <w:t xml:space="preserve"> </w:t>
+      </w:r>
+      <w:r>
+        <w:t xml:space="preserve">—</w:t>
+      </w:r>
+      <w:r>
+        <w:t xml:space="preserve"> </w:t>
+      </w:r>
+      <w:r>
+        <w:rPr>
+          <w:rStyle w:val="VerbatimChar"/>
+        </w:rPr>
+        <w:t xml:space="preserve">---&gt;</w:t>
+      </w:r>
+      <w:r>
+        <w:t xml:space="preserve"> </w:t>
+      </w:r>
+      <w:r>
+        <w:t xml:space="preserve">(space, three hyphens, greater-than,</w:t>
+      </w:r>
+      <w:r>
+        <w:t xml:space="preserve"> </w:t>
+      </w:r>
+      <w:r>
+        <w:t xml:space="preserve">space) with</w:t>
+      </w:r>
+      <w:r>
+        <w:t xml:space="preserve"> </w:t>
+      </w:r>
+      <w:r>
+        <w:rPr>
+          <w:b/>
+          <w:bCs/>
+        </w:rPr>
+        <w:t xml:space="preserve">a space on each side</w:t>
+      </w:r>
+      <w:r>
+        <w:t xml:space="preserve">, used between the token and the rest in</w:t>
+      </w:r>
+      <w:r>
+        <w:t xml:space="preserve"> </w:t>
+      </w:r>
+      <w:r>
+        <w:t xml:space="preserve">the arrow form (form 5):</w:t>
+      </w:r>
+      <w:r>
+        <w:t xml:space="preserve"> </w:t>
+      </w:r>
+      <w:r>
+        <w:rPr>
+          <w:rStyle w:val="VerbatimChar"/>
+        </w:rPr>
+        <w:t xml:space="preserve">BACKGROUND ---&gt; Do X</w:t>
+      </w:r>
+      <w:r>
+        <w:t xml:space="preserve">.</w:t>
+      </w:r>
+    </w:p>
+    <w:p>
+      <w:pPr>
+        <w:pStyle w:val="Compact"/>
+        <w:numPr>
+          <w:ilvl w:val="0"/>
+          <w:numId w:val="1001"/>
+        </w:numPr>
+      </w:pPr>
+      <w:r>
+        <w:rPr>
+          <w:b/>
+          <w:bCs/>
+        </w:rPr>
         <w:t xml:space="preserve">Slash-form body separator</w:t>
       </w:r>
       <w:r>
@@ -1373,13 +1620,28 @@
         <w:t xml:space="preserve"> </w:t>
       </w:r>
       <w:r>
-        <w:t xml:space="preserve">(space-colon-colon-space) separator in forms 1 and 2 is chosen</w:t>
-      </w:r>
-      <w:r>
-        <w:t xml:space="preserve"> </w:t>
-      </w:r>
-      <w:r>
-        <w:t xml:space="preserve">deliberately so the prefix never collides with C++</w:t>
+        <w:t xml:space="preserve">and</w:t>
+      </w:r>
+      <w:r>
+        <w:t xml:space="preserve"> </w:t>
+      </w:r>
+      <w:r>
+        <w:rPr>
+          <w:rStyle w:val="VerbatimChar"/>
+        </w:rPr>
+        <w:t xml:space="preserve">---&gt;</w:t>
+      </w:r>
+      <w:r>
+        <w:t xml:space="preserve"> </w:t>
+      </w:r>
+      <w:r>
+        <w:t xml:space="preserve">separators are chosen deliberately so the prefix</w:t>
+      </w:r>
+      <w:r>
+        <w:t xml:space="preserve"> </w:t>
+      </w:r>
+      <w:r>
+        <w:t xml:space="preserve">never collides with C++</w:t>
       </w:r>
       <w:r>
         <w:t xml:space="preserve"> </w:t>
@@ -1403,7 +1665,7 @@
         <w:t xml:space="preserve">key: value</w:t>
       </w:r>
       <w:r>
-        <w:t xml:space="preserve">, URLs, or</w:t>
+        <w:t xml:space="preserve">, URLs,</w:t>
       </w:r>
       <w:r>
         <w:t xml:space="preserve"> </w:t>
@@ -1415,7 +1677,85 @@
         <w:t xml:space="preserve">12::34</w:t>
       </w:r>
       <w:r>
-        <w:t xml:space="preserve">-style typos.</w:t>
+        <w:t xml:space="preserve">-style</w:t>
+      </w:r>
+      <w:r>
+        <w:t xml:space="preserve"> </w:t>
+      </w:r>
+      <w:r>
+        <w:t xml:space="preserve">typos, or a</w:t>
+      </w:r>
+      <w:r>
+        <w:t xml:space="preserve"> </w:t>
+      </w:r>
+      <w:r>
+        <w:rPr>
+          <w:rStyle w:val="VerbatimChar"/>
+        </w:rPr>
+        <w:t xml:space="preserve">--&gt;</w:t>
+      </w:r>
+      <w:r>
+        <w:t xml:space="preserve">/</w:t>
+      </w:r>
+      <w:r>
+        <w:rPr>
+          <w:rStyle w:val="VerbatimChar"/>
+        </w:rPr>
+        <w:t xml:space="preserve">-&gt;</w:t>
+      </w:r>
+      <w:r>
+        <w:t xml:space="preserve"> </w:t>
+      </w:r>
+      <w:r>
+        <w:t xml:space="preserve">used in ordinary prose. An arrow that sits mid-line after</w:t>
+      </w:r>
+      <w:r>
+        <w:t xml:space="preserve"> </w:t>
+      </w:r>
+      <w:r>
+        <w:t xml:space="preserve">a</w:t>
+      </w:r>
+      <w:r>
+        <w:t xml:space="preserve"> </w:t>
+      </w:r>
+      <w:r>
+        <w:rPr>
+          <w:rStyle w:val="VerbatimChar"/>
+        </w:rPr>
+        <w:t xml:space="preserve">::</w:t>
+      </w:r>
+      <w:r>
+        <w:t xml:space="preserve"> </w:t>
+      </w:r>
+      <w:r>
+        <w:t xml:space="preserve">token (e.g.</w:t>
+      </w:r>
+      <w:r>
+        <w:t xml:space="preserve"> </w:t>
+      </w:r>
+      <w:r>
+        <w:rPr>
+          <w:rStyle w:val="VerbatimChar"/>
+        </w:rPr>
+        <w:t xml:space="preserve">A :: B ---&gt; C</w:t>
+      </w:r>
+      <w:r>
+        <w:t xml:space="preserve">) parses as the</w:t>
+      </w:r>
+      <w:r>
+        <w:t xml:space="preserve"> </w:t>
+      </w:r>
+      <w:r>
+        <w:rPr>
+          <w:rStyle w:val="VerbatimChar"/>
+        </w:rPr>
+        <w:t xml:space="preserve">::</w:t>
+      </w:r>
+      <w:r>
+        <w:t xml:space="preserve"> </w:t>
+      </w:r>
+      <w:r>
+        <w:t xml:space="preserve">form, not the arrow form.</w:t>
       </w:r>
     </w:p>
     <w:p>
@@ -1427,7 +1767,7 @@
     </w:p>
     <w:bookmarkEnd w:id="11"/>
     <w:bookmarkEnd w:id="12"/>
-    <w:bookmarkStart w:id="13" w:name="X78f6a2fa4f11bac788aaf57a4496f80f374f040"/>
+    <w:bookmarkStart w:id="14" w:name="X78f6a2fa4f11bac788aaf57a4496f80f374f040"/>
     <w:p>
       <w:pPr>
         <w:pStyle w:val="Heading2"/>
@@ -1673,6 +2013,275 @@
       </w:r>
       <w:r>
         <w:t xml:space="preserve">captured-evidence (§11.4.5 / §11.4.69 / §11.4.107) + anti-bluff (§11.4) anchors.</w:t>
+      </w:r>
+    </w:p>
+    <w:bookmarkStart w:id="13" w:name="Xba7d061d7f368376a63d11fea3286f697c3f182"/>
+    <w:p>
+      <w:pPr>
+        <w:pStyle w:val="Heading3"/>
+      </w:pPr>
+      <w:r>
+        <w:t xml:space="preserve">3.1 The</w:t>
+      </w:r>
+      <w:r>
+        <w:t xml:space="preserve"> </w:t>
+      </w:r>
+      <w:r>
+        <w:rPr>
+          <w:rStyle w:val="VerbatimChar"/>
+        </w:rPr>
+        <w:t xml:space="preserve">REMINDER</w:t>
+      </w:r>
+      <w:r>
+        <w:t xml:space="preserve"> </w:t>
+      </w:r>
+      <w:r>
+        <w:t xml:space="preserve">action's effect</w:t>
+      </w:r>
+    </w:p>
+    <w:p>
+      <w:pPr>
+        <w:pStyle w:val="FirstParagraph"/>
+      </w:pPr>
+      <w:r>
+        <w:rPr>
+          <w:rStyle w:val="VerbatimChar"/>
+        </w:rPr>
+        <w:t xml:space="preserve">REMINDER</w:t>
+      </w:r>
+      <w:r>
+        <w:t xml:space="preserve"> </w:t>
+      </w:r>
+      <w:r>
+        <w:t xml:space="preserve">is the second registered action. Use it to</w:t>
+      </w:r>
+      <w:r>
+        <w:t xml:space="preserve"> </w:t>
+      </w:r>
+      <w:r>
+        <w:rPr>
+          <w:b/>
+          <w:bCs/>
+        </w:rPr>
+        <w:t xml:space="preserve">re-surface work you</w:t>
+      </w:r>
+      <w:r>
+        <w:rPr>
+          <w:b/>
+          <w:bCs/>
+        </w:rPr>
+        <w:t xml:space="preserve"> </w:t>
+      </w:r>
+      <w:r>
+        <w:rPr>
+          <w:b/>
+          <w:bCs/>
+        </w:rPr>
+        <w:t xml:space="preserve">scheduled or requested earlier</w:t>
+      </w:r>
+      <w:r>
+        <w:t xml:space="preserve"> </w:t>
+      </w:r>
+      <w:r>
+        <w:t xml:space="preserve">that is critical and whose status you are no</w:t>
+      </w:r>
+      <w:r>
+        <w:t xml:space="preserve"> </w:t>
+      </w:r>
+      <w:r>
+        <w:t xml:space="preserve">longer sure of — for example:</w:t>
+      </w:r>
+      <w:r>
+        <w:t xml:space="preserve"> </w:t>
+      </w:r>
+      <w:r>
+        <w:rPr>
+          <w:rStyle w:val="VerbatimChar"/>
+        </w:rPr>
+        <w:t xml:space="preserve">REMINDER ---&gt; the D3 audio-routing fix we queued</w:t>
+      </w:r>
+      <w:r>
+        <w:t xml:space="preserve">. Its expansion tells the agent to</w:t>
+      </w:r>
+      <w:r>
+        <w:t xml:space="preserve"> </w:t>
+      </w:r>
+      <w:r>
+        <w:rPr>
+          <w:b/>
+          <w:bCs/>
+        </w:rPr>
+        <w:t xml:space="preserve">never assume</w:t>
+      </w:r>
+      <w:r>
+        <w:t xml:space="preserve"> </w:t>
+      </w:r>
+      <w:r>
+        <w:t xml:space="preserve">the work is done or</w:t>
+      </w:r>
+      <w:r>
+        <w:t xml:space="preserve"> </w:t>
+      </w:r>
+      <w:r>
+        <w:t xml:space="preserve">not done (a false "already done" is a bluff, a false "not started" wastes</w:t>
+      </w:r>
+      <w:r>
+        <w:t xml:space="preserve"> </w:t>
+      </w:r>
+      <w:r>
+        <w:t xml:space="preserve">effort). Instead the agent:</w:t>
+      </w:r>
+    </w:p>
+    <w:p>
+      <w:pPr>
+        <w:pStyle w:val="Compact"/>
+        <w:numPr>
+          <w:ilvl w:val="0"/>
+          <w:numId w:val="1003"/>
+        </w:numPr>
+      </w:pPr>
+      <w:r>
+        <w:rPr>
+          <w:b/>
+          <w:bCs/>
+        </w:rPr>
+        <w:t xml:space="preserve">FIRST verifies the ACTUAL current status</w:t>
+      </w:r>
+      <w:r>
+        <w:t xml:space="preserve"> </w:t>
+      </w:r>
+      <w:r>
+        <w:t xml:space="preserve">from captured evidence — git</w:t>
+      </w:r>
+      <w:r>
+        <w:t xml:space="preserve"> </w:t>
+      </w:r>
+      <w:r>
+        <w:t xml:space="preserve">log/state, the task list, running and queued background work (including the</w:t>
+      </w:r>
+      <w:r>
+        <w:t xml:space="preserve"> </w:t>
+      </w:r>
+      <w:r>
+        <w:t xml:space="preserve">BACKGROUND durable queue at</w:t>
+      </w:r>
+      <w:r>
+        <w:t xml:space="preserve"> </w:t>
+      </w:r>
+      <w:r>
+        <w:rPr>
+          <w:rStyle w:val="VerbatimChar"/>
+        </w:rPr>
+        <w:t xml:space="preserve">docs/requests/background_queue.md</w:t>
+      </w:r>
+      <w:r>
+        <w:t xml:space="preserve">), test</w:t>
+      </w:r>
+      <w:r>
+        <w:t xml:space="preserve"> </w:t>
+      </w:r>
+      <w:r>
+        <w:t xml:space="preserve">artifacts, the workable-items DB + docs, and the recording corpus;</w:t>
+      </w:r>
+    </w:p>
+    <w:p>
+      <w:pPr>
+        <w:pStyle w:val="Compact"/>
+        <w:numPr>
+          <w:ilvl w:val="0"/>
+          <w:numId w:val="1003"/>
+        </w:numPr>
+      </w:pPr>
+      <w:r>
+        <w:rPr>
+          <w:b/>
+          <w:bCs/>
+        </w:rPr>
+        <w:t xml:space="preserve">THEN acts on the delta</w:t>
+      </w:r>
+      <w:r>
+        <w:t xml:space="preserve"> </w:t>
+      </w:r>
+      <w:r>
+        <w:t xml:space="preserve">— reports the captured proof if the work is</w:t>
+      </w:r>
+      <w:r>
+        <w:t xml:space="preserve"> </w:t>
+      </w:r>
+      <w:r>
+        <w:t xml:space="preserve">genuinely complete, resumes from the exact point if it is partial, actions it</w:t>
+      </w:r>
+      <w:r>
+        <w:t xml:space="preserve"> </w:t>
+      </w:r>
+      <w:r>
+        <w:t xml:space="preserve">NOW with high priority if it was not started, or surfaces the block</w:t>
+      </w:r>
+      <w:r>
+        <w:t xml:space="preserve"> </w:t>
+      </w:r>
+      <w:r>
+        <w:t xml:space="preserve">(§11.4.66 / §11.4.101) if it is blocked;</w:t>
+      </w:r>
+    </w:p>
+    <w:p>
+      <w:pPr>
+        <w:pStyle w:val="Compact"/>
+        <w:numPr>
+          <w:ilvl w:val="0"/>
+          <w:numId w:val="1003"/>
+        </w:numPr>
+      </w:pPr>
+      <w:r>
+        <w:t xml:space="preserve">and</w:t>
+      </w:r>
+      <w:r>
+        <w:t xml:space="preserve"> </w:t>
+      </w:r>
+      <w:r>
+        <w:rPr>
+          <w:b/>
+          <w:bCs/>
+        </w:rPr>
+        <w:t xml:space="preserve">always produces a status verdict</w:t>
+      </w:r>
+      <w:r>
+        <w:t xml:space="preserve"> </w:t>
+      </w:r>
+      <w:r>
+        <w:t xml:space="preserve">(done+proof / resuming-from-X /</w:t>
+      </w:r>
+      <w:r>
+        <w:t xml:space="preserve"> </w:t>
+      </w:r>
+      <w:r>
+        <w:t xml:space="preserve">starting-now / blocked-because-Y) — it never silently no-ops.</w:t>
+      </w:r>
+    </w:p>
+    <w:p>
+      <w:pPr>
+        <w:pStyle w:val="FirstParagraph"/>
+      </w:pPr>
+      <w:r>
+        <w:t xml:space="preserve">It composes with no-guessing (§11.4.6), the endless-loop / zero-idle / parallel</w:t>
+      </w:r>
+      <w:r>
+        <w:t xml:space="preserve"> </w:t>
+      </w:r>
+      <w:r>
+        <w:t xml:space="preserve">routine (§11.4.87 / §11.4.94 / §11.4.97 / §11.4.103), the four-layer</w:t>
+      </w:r>
+      <w:r>
+        <w:t xml:space="preserve"> </w:t>
+      </w:r>
+      <w:r>
+        <w:t xml:space="preserve">"done" verification (§11.4.108), validate-just-fixed-first (§11.4.130), and the</w:t>
+      </w:r>
+      <w:r>
+        <w:t xml:space="preserve"> </w:t>
+      </w:r>
+      <w:r>
+        <w:t xml:space="preserve">crashed/lost-work-never-forgotten registry (§11.4.147).</w:t>
       </w:r>
     </w:p>
     <w:p>
@@ -1714,7 +2323,8 @@
       </w:r>
     </w:p>
     <w:bookmarkEnd w:id="13"/>
-    <w:bookmarkStart w:id="14" w:name="X6150e569a291cb69973c877a5d0d857dc2977c7"/>
+    <w:bookmarkEnd w:id="14"/>
+    <w:bookmarkStart w:id="15" w:name="X6150e569a291cb69973c877a5d0d857dc2977c7"/>
     <w:p>
       <w:pPr>
         <w:pStyle w:val="Heading2"/>
@@ -1830,10 +2440,16 @@
         <w:t xml:space="preserve"> </w:t>
       </w:r>
       <w:r>
-        <w:t xml:space="preserve">the slash forms:</w:t>
-      </w:r>
-      <w:r>
-        <w:t xml:space="preserve"> </w:t>
+        <w:t xml:space="preserve">the arrow form (</w:t>
+      </w:r>
+      <w:r>
+        <w:rPr>
+          <w:rStyle w:val="VerbatimChar"/>
+        </w:rPr>
+        <w:t xml:space="preserve">\BACKGROUND ---&gt; x</w:t>
+      </w:r>
+      <w:r>
+        <w:t xml:space="preserve">) and the slash forms (</w:t>
       </w:r>
       <w:r>
         <w:rPr>
@@ -1842,10 +2458,7 @@
         <w:t xml:space="preserve">\/BACKGROUND x</w:t>
       </w:r>
       <w:r>
-        <w:t xml:space="preserve"> </w:t>
-      </w:r>
-      <w:r>
-        <w:t xml:space="preserve">is literal.</w:t>
+        <w:t xml:space="preserve">).</w:t>
       </w:r>
     </w:p>
     <w:p>
@@ -1855,8 +2468,8 @@
         </w:pict>
       </w:r>
     </w:p>
-    <w:bookmarkEnd w:id="14"/>
-    <w:bookmarkStart w:id="15" w:name="X6683dc4c6841f33d4b4c46ce1ab13e104a1a6c0"/>
+    <w:bookmarkEnd w:id="15"/>
+    <w:bookmarkStart w:id="16" w:name="X6683dc4c6841f33d4b4c46ce1ab13e104a1a6c0"/>
     <w:p>
       <w:pPr>
         <w:pStyle w:val="Heading2"/>
@@ -1878,7 +2491,7 @@
         <w:pStyle w:val="Compact"/>
         <w:numPr>
           <w:ilvl w:val="0"/>
-          <w:numId w:val="1003"/>
+          <w:numId w:val="1004"/>
         </w:numPr>
       </w:pPr>
       <w:r>
@@ -1943,7 +2556,7 @@
         <w:pStyle w:val="Compact"/>
         <w:numPr>
           <w:ilvl w:val="0"/>
-          <w:numId w:val="1003"/>
+          <w:numId w:val="1004"/>
         </w:numPr>
       </w:pPr>
       <w:r>
@@ -2014,7 +2627,7 @@
         <w:pStyle w:val="Compact"/>
         <w:numPr>
           <w:ilvl w:val="0"/>
-          <w:numId w:val="1003"/>
+          <w:numId w:val="1004"/>
         </w:numPr>
       </w:pPr>
       <w:r>
@@ -2103,7 +2716,7 @@
         <w:pStyle w:val="Compact"/>
         <w:numPr>
           <w:ilvl w:val="0"/>
-          <w:numId w:val="1003"/>
+          <w:numId w:val="1004"/>
         </w:numPr>
       </w:pPr>
       <w:r>
@@ -2232,7 +2845,7 @@
         <w:pStyle w:val="Compact"/>
         <w:numPr>
           <w:ilvl w:val="0"/>
-          <w:numId w:val="1003"/>
+          <w:numId w:val="1004"/>
         </w:numPr>
       </w:pPr>
       <w:r>
@@ -2334,7 +2947,7 @@
         <w:pStyle w:val="Compact"/>
         <w:numPr>
           <w:ilvl w:val="0"/>
-          <w:numId w:val="1003"/>
+          <w:numId w:val="1004"/>
         </w:numPr>
       </w:pPr>
       <w:r>
@@ -2364,8 +2977,8 @@
         </w:pict>
       </w:r>
     </w:p>
-    <w:bookmarkEnd w:id="15"/>
-    <w:bookmarkStart w:id="17" w:name="X89108ac7813137b06c4a15d21384fd918f7a735"/>
+    <w:bookmarkEnd w:id="16"/>
+    <w:bookmarkStart w:id="18" w:name="X89108ac7813137b06c4a15d21384fd918f7a735"/>
     <w:p>
       <w:pPr>
         <w:pStyle w:val="Heading2"/>
@@ -2401,7 +3014,7 @@
         <w:pStyle w:val="Compact"/>
         <w:numPr>
           <w:ilvl w:val="0"/>
-          <w:numId w:val="1004"/>
+          <w:numId w:val="1005"/>
         </w:numPr>
       </w:pPr>
       <w:r>
@@ -2499,7 +3112,7 @@
         <w:pStyle w:val="Compact"/>
         <w:numPr>
           <w:ilvl w:val="0"/>
-          <w:numId w:val="1004"/>
+          <w:numId w:val="1005"/>
         </w:numPr>
       </w:pPr>
       <w:r>
@@ -3253,7 +3866,7 @@
         </w:tc>
       </w:tr>
     </w:tbl>
-    <w:bookmarkStart w:id="16" w:name="X05b4cea0a8b424d354163408feed5bd644b1c05"/>
+    <w:bookmarkStart w:id="17" w:name="X05b4cea0a8b424d354163408feed5bd644b1c05"/>
     <w:p>
       <w:pPr>
         <w:pStyle w:val="Heading3"/>
@@ -3364,155 +3977,6 @@
       </w:r>
       <w:r>
         <w:t xml:space="preserve">:</w:t>
-      </w:r>
-    </w:p>
-    <w:p>
-      <w:pPr>
-        <w:pStyle w:val="Compact"/>
-        <w:numPr>
-          <w:ilvl w:val="0"/>
-          <w:numId w:val="1005"/>
-        </w:numPr>
-      </w:pPr>
-      <w:r>
-        <w:t xml:space="preserve">On every other agent the free-form form still works — LAYER 1 makes the agent</w:t>
-      </w:r>
-      <w:r>
-        <w:t xml:space="preserve"> </w:t>
-      </w:r>
-      <w:r>
-        <w:t xml:space="preserve">recognise and apply the prefix itself (it reads the recognition instruction</w:t>
-      </w:r>
-      <w:r>
-        <w:t xml:space="preserve"> </w:t>
-      </w:r>
-      <w:r>
-        <w:t xml:space="preserve">from its context carrier).</w:t>
-      </w:r>
-    </w:p>
-    <w:p>
-      <w:pPr>
-        <w:pStyle w:val="Compact"/>
-        <w:numPr>
-          <w:ilvl w:val="0"/>
-          <w:numId w:val="1005"/>
-        </w:numPr>
-      </w:pPr>
-      <w:r>
-        <w:t xml:space="preserve">The generated</w:t>
-      </w:r>
-      <w:r>
-        <w:t xml:space="preserve"> </w:t>
-      </w:r>
-      <w:r>
-        <w:rPr>
-          <w:b/>
-          <w:bCs/>
-        </w:rPr>
-        <w:t xml:space="preserve">slash command</w:t>
-      </w:r>
-      <w:r>
-        <w:t xml:space="preserve"> </w:t>
-      </w:r>
-      <w:r>
-        <w:t xml:space="preserve">(</w:t>
-      </w:r>
-      <w:r>
-        <w:rPr>
-          <w:rStyle w:val="VerbatimChar"/>
-        </w:rPr>
-        <w:t xml:space="preserve">/background</w:t>
-      </w:r>
-      <w:r>
-        <w:t xml:space="preserve">, form 3) is the mechanical</w:t>
-      </w:r>
-      <w:r>
-        <w:t xml:space="preserve"> </w:t>
-      </w:r>
-      <w:r>
-        <w:t xml:space="preserve">convenience on the agents that support generated commands (Gemini, Qwen,</w:t>
-      </w:r>
-      <w:r>
-        <w:t xml:space="preserve"> </w:t>
-      </w:r>
-      <w:r>
-        <w:t xml:space="preserve">Codex).</w:t>
-      </w:r>
-    </w:p>
-    <w:p>
-      <w:pPr>
-        <w:pStyle w:val="FirstParagraph"/>
-      </w:pPr>
-      <w:r>
-        <w:t xml:space="preserve">So:</w:t>
-      </w:r>
-      <w:r>
-        <w:t xml:space="preserve"> </w:t>
-      </w:r>
-      <w:r>
-        <w:rPr>
-          <w:b/>
-          <w:bCs/>
-        </w:rPr>
-        <w:t xml:space="preserve">form 1 (free-form) works everywhere via LAYER 1; mechanical rewrite is a</w:t>
-      </w:r>
-      <w:r>
-        <w:rPr>
-          <w:b/>
-          <w:bCs/>
-        </w:rPr>
-        <w:t xml:space="preserve"> </w:t>
-      </w:r>
-      <w:r>
-        <w:rPr>
-          <w:b/>
-          <w:bCs/>
-        </w:rPr>
-        <w:t xml:space="preserve">Claude-Code upgrade; the slash command is the convenience elsewhere.</w:t>
-      </w:r>
-      <w:r>
-        <w:t xml:space="preserve"> </w:t>
-      </w:r>
-      <w:r>
-        <w:t xml:space="preserve">The</w:t>
-      </w:r>
-      <w:r>
-        <w:t xml:space="preserve"> </w:t>
-      </w:r>
-      <w:r>
-        <w:t xml:space="preserve">slash generators are a nicety, not the load-bearing path.</w:t>
-      </w:r>
-    </w:p>
-    <w:p>
-      <w:r>
-        <w:pict>
-          <v:rect style="width:0;height:1.5pt" o:hralign="center" o:hrstd="t" o:hr="t"/>
-        </w:pict>
-      </w:r>
-    </w:p>
-    <w:bookmarkEnd w:id="16"/>
-    <w:bookmarkEnd w:id="17"/>
-    <w:bookmarkStart w:id="18" w:name="Xb5737007ac44a4e6df67258cd837b118495f3f2"/>
-    <w:p>
-      <w:pPr>
-        <w:pStyle w:val="Heading2"/>
-      </w:pPr>
-      <w:r>
-        <w:t xml:space="preserve">7. Quick-start — how it loads out-of-the-box</w:t>
-      </w:r>
-    </w:p>
-    <w:p>
-      <w:pPr>
-        <w:pStyle w:val="FirstParagraph"/>
-      </w:pPr>
-      <w:r>
-        <w:t xml:space="preserve">You do not install anything per-prompt. Once a project includes the constitution</w:t>
-      </w:r>
-      <w:r>
-        <w:t xml:space="preserve"> </w:t>
-      </w:r>
-      <w:r>
-        <w:t xml:space="preserve">submodule, the system is available:</w:t>
       </w:r>
     </w:p>
     <w:p>
@@ -3524,125 +3988,19 @@
         </w:numPr>
       </w:pPr>
       <w:r>
-        <w:rPr>
-          <w:b/>
-          <w:bCs/>
-        </w:rPr>
-        <w:t xml:space="preserve">LAYER 1 is automatic.</w:t>
-      </w:r>
-      <w:r>
-        <w:t xml:space="preserve"> </w:t>
-      </w:r>
-      <w:r>
-        <w:t xml:space="preserve">The recognition instruction lives in the project's</w:t>
-      </w:r>
-      <w:r>
-        <w:t xml:space="preserve"> </w:t>
-      </w:r>
-      <w:r>
-        <w:rPr>
-          <w:rStyle w:val="VerbatimChar"/>
-        </w:rPr>
-        <w:t xml:space="preserve">CLAUDE.md</w:t>
-      </w:r>
-      <w:r>
-        <w:t xml:space="preserve"> </w:t>
-      </w:r>
-      <w:r>
-        <w:t xml:space="preserve">/</w:t>
-      </w:r>
-      <w:r>
-        <w:t xml:space="preserve"> </w:t>
-      </w:r>
-      <w:r>
-        <w:rPr>
-          <w:rStyle w:val="VerbatimChar"/>
-        </w:rPr>
-        <w:t xml:space="preserve">AGENTS.md</w:t>
-      </w:r>
-      <w:r>
-        <w:t xml:space="preserve"> </w:t>
-      </w:r>
-      <w:r>
-        <w:t xml:space="preserve">/</w:t>
-      </w:r>
-      <w:r>
-        <w:t xml:space="preserve"> </w:t>
-      </w:r>
-      <w:r>
-        <w:rPr>
-          <w:rStyle w:val="VerbatimChar"/>
-        </w:rPr>
-        <w:t xml:space="preserve">QWEN.md</w:t>
-      </w:r>
-      <w:r>
-        <w:t xml:space="preserve"> </w:t>
-      </w:r>
-      <w:r>
-        <w:t xml:space="preserve">/</w:t>
-      </w:r>
-      <w:r>
-        <w:t xml:space="preserve"> </w:t>
-      </w:r>
-      <w:r>
-        <w:rPr>
-          <w:rStyle w:val="VerbatimChar"/>
-        </w:rPr>
-        <w:t xml:space="preserve">GEMINI.md</w:t>
-      </w:r>
-      <w:r>
-        <w:t xml:space="preserve"> </w:t>
-      </w:r>
-      <w:r>
-        <w:t xml:space="preserve">(propagated per §11.4.35).</w:t>
-      </w:r>
-      <w:r>
-        <w:t xml:space="preserve"> </w:t>
-      </w:r>
-      <w:r>
-        <w:t xml:space="preserve">Every agent loads its carrier with every prompt, so it already knows the</w:t>
-      </w:r>
-      <w:r>
-        <w:t xml:space="preserve"> </w:t>
-      </w:r>
-      <w:r>
-        <w:t xml:space="preserve">prefix grammar and the</w:t>
-      </w:r>
-      <w:r>
-        <w:t xml:space="preserve"> </w:t>
-      </w:r>
-      <w:r>
-        <w:rPr>
-          <w:rStyle w:val="VerbatimChar"/>
-        </w:rPr>
-        <w:t xml:space="preserve">BACKGROUND</w:t>
-      </w:r>
-      <w:r>
-        <w:t xml:space="preserve"> </w:t>
-      </w:r>
-      <w:r>
-        <w:t xml:space="preserve">expansion — even without registry-file</w:t>
-      </w:r>
-      <w:r>
-        <w:t xml:space="preserve"> </w:t>
-      </w:r>
-      <w:r>
-        <w:t xml:space="preserve">access (the</w:t>
-      </w:r>
-      <w:r>
-        <w:t xml:space="preserve"> </w:t>
-      </w:r>
-      <w:r>
-        <w:rPr>
-          <w:rStyle w:val="VerbatimChar"/>
-        </w:rPr>
-        <w:t xml:space="preserve">BACKGROUND</w:t>
-      </w:r>
-      <w:r>
-        <w:t xml:space="preserve"> </w:t>
-      </w:r>
-      <w:r>
-        <w:t xml:space="preserve">expansion is inlined into the carrier block).</w:t>
+        <w:t xml:space="preserve">On every other agent the free-form form still works — LAYER 1 makes the agent</w:t>
+      </w:r>
+      <w:r>
+        <w:t xml:space="preserve"> </w:t>
+      </w:r>
+      <w:r>
+        <w:t xml:space="preserve">recognise and apply the prefix itself (it reads the recognition instruction</w:t>
+      </w:r>
+      <w:r>
+        <w:t xml:space="preserve"> </w:t>
+      </w:r>
+      <w:r>
+        <w:t xml:space="preserve">from its context carrier).</w:t>
       </w:r>
     </w:p>
     <w:p>
@@ -3654,6 +4012,261 @@
         </w:numPr>
       </w:pPr>
       <w:r>
+        <w:t xml:space="preserve">The generated</w:t>
+      </w:r>
+      <w:r>
+        <w:t xml:space="preserve"> </w:t>
+      </w:r>
+      <w:r>
+        <w:rPr>
+          <w:b/>
+          <w:bCs/>
+        </w:rPr>
+        <w:t xml:space="preserve">slash command</w:t>
+      </w:r>
+      <w:r>
+        <w:t xml:space="preserve"> </w:t>
+      </w:r>
+      <w:r>
+        <w:t xml:space="preserve">(</w:t>
+      </w:r>
+      <w:r>
+        <w:rPr>
+          <w:rStyle w:val="VerbatimChar"/>
+        </w:rPr>
+        <w:t xml:space="preserve">/background</w:t>
+      </w:r>
+      <w:r>
+        <w:t xml:space="preserve">, form 3) is the mechanical</w:t>
+      </w:r>
+      <w:r>
+        <w:t xml:space="preserve"> </w:t>
+      </w:r>
+      <w:r>
+        <w:t xml:space="preserve">convenience on the agents that support generated commands (Gemini, Qwen,</w:t>
+      </w:r>
+      <w:r>
+        <w:t xml:space="preserve"> </w:t>
+      </w:r>
+      <w:r>
+        <w:t xml:space="preserve">Codex).</w:t>
+      </w:r>
+    </w:p>
+    <w:p>
+      <w:pPr>
+        <w:pStyle w:val="FirstParagraph"/>
+      </w:pPr>
+      <w:r>
+        <w:t xml:space="preserve">So:</w:t>
+      </w:r>
+      <w:r>
+        <w:t xml:space="preserve"> </w:t>
+      </w:r>
+      <w:r>
+        <w:rPr>
+          <w:b/>
+          <w:bCs/>
+        </w:rPr>
+        <w:t xml:space="preserve">form 1 (free-form) works everywhere via LAYER 1; mechanical rewrite is a</w:t>
+      </w:r>
+      <w:r>
+        <w:rPr>
+          <w:b/>
+          <w:bCs/>
+        </w:rPr>
+        <w:t xml:space="preserve"> </w:t>
+      </w:r>
+      <w:r>
+        <w:rPr>
+          <w:b/>
+          <w:bCs/>
+        </w:rPr>
+        <w:t xml:space="preserve">Claude-Code upgrade; the slash command is the convenience elsewhere.</w:t>
+      </w:r>
+      <w:r>
+        <w:t xml:space="preserve"> </w:t>
+      </w:r>
+      <w:r>
+        <w:t xml:space="preserve">The</w:t>
+      </w:r>
+      <w:r>
+        <w:t xml:space="preserve"> </w:t>
+      </w:r>
+      <w:r>
+        <w:t xml:space="preserve">slash generators are a nicety, not the load-bearing path.</w:t>
+      </w:r>
+    </w:p>
+    <w:p>
+      <w:r>
+        <w:pict>
+          <v:rect style="width:0;height:1.5pt" o:hralign="center" o:hrstd="t" o:hr="t"/>
+        </w:pict>
+      </w:r>
+    </w:p>
+    <w:bookmarkEnd w:id="17"/>
+    <w:bookmarkEnd w:id="18"/>
+    <w:bookmarkStart w:id="19" w:name="Xb5737007ac44a4e6df67258cd837b118495f3f2"/>
+    <w:p>
+      <w:pPr>
+        <w:pStyle w:val="Heading2"/>
+      </w:pPr>
+      <w:r>
+        <w:t xml:space="preserve">7. Quick-start — how it loads out-of-the-box</w:t>
+      </w:r>
+    </w:p>
+    <w:p>
+      <w:pPr>
+        <w:pStyle w:val="FirstParagraph"/>
+      </w:pPr>
+      <w:r>
+        <w:t xml:space="preserve">You do not install anything per-prompt. Once a project includes the constitution</w:t>
+      </w:r>
+      <w:r>
+        <w:t xml:space="preserve"> </w:t>
+      </w:r>
+      <w:r>
+        <w:t xml:space="preserve">submodule, the system is available:</w:t>
+      </w:r>
+    </w:p>
+    <w:p>
+      <w:pPr>
+        <w:pStyle w:val="Compact"/>
+        <w:numPr>
+          <w:ilvl w:val="0"/>
+          <w:numId w:val="1007"/>
+        </w:numPr>
+      </w:pPr>
+      <w:r>
+        <w:rPr>
+          <w:b/>
+          <w:bCs/>
+        </w:rPr>
+        <w:t xml:space="preserve">LAYER 1 is automatic.</w:t>
+      </w:r>
+      <w:r>
+        <w:t xml:space="preserve"> </w:t>
+      </w:r>
+      <w:r>
+        <w:t xml:space="preserve">The recognition instruction lives in the project's</w:t>
+      </w:r>
+      <w:r>
+        <w:t xml:space="preserve"> </w:t>
+      </w:r>
+      <w:r>
+        <w:rPr>
+          <w:rStyle w:val="VerbatimChar"/>
+        </w:rPr>
+        <w:t xml:space="preserve">CLAUDE.md</w:t>
+      </w:r>
+      <w:r>
+        <w:t xml:space="preserve"> </w:t>
+      </w:r>
+      <w:r>
+        <w:t xml:space="preserve">/</w:t>
+      </w:r>
+      <w:r>
+        <w:t xml:space="preserve"> </w:t>
+      </w:r>
+      <w:r>
+        <w:rPr>
+          <w:rStyle w:val="VerbatimChar"/>
+        </w:rPr>
+        <w:t xml:space="preserve">AGENTS.md</w:t>
+      </w:r>
+      <w:r>
+        <w:t xml:space="preserve"> </w:t>
+      </w:r>
+      <w:r>
+        <w:t xml:space="preserve">/</w:t>
+      </w:r>
+      <w:r>
+        <w:t xml:space="preserve"> </w:t>
+      </w:r>
+      <w:r>
+        <w:rPr>
+          <w:rStyle w:val="VerbatimChar"/>
+        </w:rPr>
+        <w:t xml:space="preserve">QWEN.md</w:t>
+      </w:r>
+      <w:r>
+        <w:t xml:space="preserve"> </w:t>
+      </w:r>
+      <w:r>
+        <w:t xml:space="preserve">/</w:t>
+      </w:r>
+      <w:r>
+        <w:t xml:space="preserve"> </w:t>
+      </w:r>
+      <w:r>
+        <w:rPr>
+          <w:rStyle w:val="VerbatimChar"/>
+        </w:rPr>
+        <w:t xml:space="preserve">GEMINI.md</w:t>
+      </w:r>
+      <w:r>
+        <w:t xml:space="preserve"> </w:t>
+      </w:r>
+      <w:r>
+        <w:t xml:space="preserve">(propagated per §11.4.35).</w:t>
+      </w:r>
+      <w:r>
+        <w:t xml:space="preserve"> </w:t>
+      </w:r>
+      <w:r>
+        <w:t xml:space="preserve">Every agent loads its carrier with every prompt, so it already knows the</w:t>
+      </w:r>
+      <w:r>
+        <w:t xml:space="preserve"> </w:t>
+      </w:r>
+      <w:r>
+        <w:t xml:space="preserve">prefix grammar and the</w:t>
+      </w:r>
+      <w:r>
+        <w:t xml:space="preserve"> </w:t>
+      </w:r>
+      <w:r>
+        <w:rPr>
+          <w:rStyle w:val="VerbatimChar"/>
+        </w:rPr>
+        <w:t xml:space="preserve">BACKGROUND</w:t>
+      </w:r>
+      <w:r>
+        <w:t xml:space="preserve"> </w:t>
+      </w:r>
+      <w:r>
+        <w:t xml:space="preserve">expansion — even without registry-file</w:t>
+      </w:r>
+      <w:r>
+        <w:t xml:space="preserve"> </w:t>
+      </w:r>
+      <w:r>
+        <w:t xml:space="preserve">access (the</w:t>
+      </w:r>
+      <w:r>
+        <w:t xml:space="preserve"> </w:t>
+      </w:r>
+      <w:r>
+        <w:rPr>
+          <w:rStyle w:val="VerbatimChar"/>
+        </w:rPr>
+        <w:t xml:space="preserve">BACKGROUND</w:t>
+      </w:r>
+      <w:r>
+        <w:t xml:space="preserve"> </w:t>
+      </w:r>
+      <w:r>
+        <w:t xml:space="preserve">expansion is inlined into the carrier block).</w:t>
+      </w:r>
+    </w:p>
+    <w:p>
+      <w:pPr>
+        <w:pStyle w:val="Compact"/>
+        <w:numPr>
+          <w:ilvl w:val="0"/>
+          <w:numId w:val="1007"/>
+        </w:numPr>
+      </w:pPr>
+      <w:r>
         <w:rPr>
           <w:b/>
           <w:bCs/>
@@ -3687,7 +4300,7 @@
         <w:pStyle w:val="Compact"/>
         <w:numPr>
           <w:ilvl w:val="1"/>
-          <w:numId w:val="1007"/>
+          <w:numId w:val="1008"/>
         </w:numPr>
       </w:pPr>
       <w:r>
@@ -3750,7 +4363,7 @@
         <w:pStyle w:val="Compact"/>
         <w:numPr>
           <w:ilvl w:val="1"/>
-          <w:numId w:val="1007"/>
+          <w:numId w:val="1008"/>
         </w:numPr>
       </w:pPr>
       <w:r>
@@ -3783,7 +4396,7 @@
         <w:pStyle w:val="Compact"/>
         <w:numPr>
           <w:ilvl w:val="0"/>
-          <w:numId w:val="1006"/>
+          <w:numId w:val="1007"/>
         </w:numPr>
       </w:pPr>
       <w:r>
@@ -3868,8 +4481,8 @@
         </w:pict>
       </w:r>
     </w:p>
-    <w:bookmarkEnd w:id="18"/>
-    <w:bookmarkStart w:id="19" w:name="Xa86d6c467d0658539fbd042a40feeffdf6f08aa"/>
+    <w:bookmarkEnd w:id="19"/>
+    <w:bookmarkStart w:id="20" w:name="Xa86d6c467d0658539fbd042a40feeffdf6f08aa"/>
     <w:p>
       <w:pPr>
         <w:pStyle w:val="Heading2"/>
@@ -3896,451 +4509,6 @@
           <w:bCs/>
         </w:rPr>
         <w:t xml:space="preserve">Implemented + verified working (per the Implementation Report):</w:t>
-      </w:r>
-    </w:p>
-    <w:p>
-      <w:pPr>
-        <w:pStyle w:val="Compact"/>
-        <w:numPr>
-          <w:ilvl w:val="0"/>
-          <w:numId w:val="1008"/>
-        </w:numPr>
-      </w:pPr>
-      <w:r>
-        <w:t xml:space="preserve">Form 1 —</w:t>
-      </w:r>
-      <w:r>
-        <w:t xml:space="preserve"> </w:t>
-      </w:r>
-      <w:r>
-        <w:rPr>
-          <w:rStyle w:val="VerbatimChar"/>
-        </w:rPr>
-        <w:t xml:space="preserve">ACTION_NAME :: &lt;rest&gt;</w:t>
-      </w:r>
-      <w:r>
-        <w:t xml:space="preserve"> </w:t>
-      </w:r>
-      <w:r>
-        <w:t xml:space="preserve">— end-to-end: registry → expander library →</w:t>
-      </w:r>
-      <w:r>
-        <w:t xml:space="preserve"> </w:t>
-      </w:r>
-      <w:r>
-        <w:t xml:space="preserve">LAYER-1 recognition instruction → LAYER-2 Claude Code hook.</w:t>
-      </w:r>
-    </w:p>
-    <w:p>
-      <w:pPr>
-        <w:pStyle w:val="Compact"/>
-        <w:numPr>
-          <w:ilvl w:val="0"/>
-          <w:numId w:val="1008"/>
-        </w:numPr>
-      </w:pPr>
-      <w:r>
-        <w:t xml:space="preserve">Form 2 —</w:t>
-      </w:r>
-      <w:r>
-        <w:t xml:space="preserve"> </w:t>
-      </w:r>
-      <w:r>
-        <w:rPr>
-          <w:rStyle w:val="VerbatimChar"/>
-        </w:rPr>
-        <w:t xml:space="preserve">PREFIX::ACTION_NAME :: &lt;rest&gt;</w:t>
-      </w:r>
-      <w:r>
-        <w:t xml:space="preserve"> </w:t>
-      </w:r>
-      <w:r>
-        <w:t xml:space="preserve">(e.g.</w:t>
-      </w:r>
-      <w:r>
-        <w:t xml:space="preserve"> </w:t>
-      </w:r>
-      <w:r>
-        <w:rPr>
-          <w:rStyle w:val="VerbatimChar"/>
-        </w:rPr>
-        <w:t xml:space="preserve">DEFAULT::BACKGROUND :: …</w:t>
-      </w:r>
-      <w:r>
-        <w:t xml:space="preserve">) —</w:t>
-      </w:r>
-      <w:r>
-        <w:t xml:space="preserve"> </w:t>
-      </w:r>
-      <w:r>
-        <w:t xml:space="preserve">namespaced</w:t>
-      </w:r>
-      <w:r>
-        <w:t xml:space="preserve"> </w:t>
-      </w:r>
-      <w:r>
-        <w:rPr>
-          <w:rStyle w:val="VerbatimChar"/>
-        </w:rPr>
-        <w:t xml:space="preserve">::</w:t>
-      </w:r>
-      <w:r>
-        <w:t xml:space="preserve"> </w:t>
-      </w:r>
-      <w:r>
-        <w:t xml:space="preserve">form (grammar suite 91/0).</w:t>
-      </w:r>
-    </w:p>
-    <w:p>
-      <w:pPr>
-        <w:pStyle w:val="Compact"/>
-        <w:numPr>
-          <w:ilvl w:val="0"/>
-          <w:numId w:val="1008"/>
-        </w:numPr>
-      </w:pPr>
-      <w:r>
-        <w:t xml:space="preserve">Form 3 —</w:t>
-      </w:r>
-      <w:r>
-        <w:t xml:space="preserve"> </w:t>
-      </w:r>
-      <w:r>
-        <w:rPr>
-          <w:rStyle w:val="VerbatimChar"/>
-        </w:rPr>
-        <w:t xml:space="preserve">/ACTION_NAME &lt;rest&gt;</w:t>
-      </w:r>
-      <w:r>
-        <w:t xml:space="preserve"> </w:t>
-      </w:r>
-      <w:r>
-        <w:t xml:space="preserve">— the generated bare slash command</w:t>
-      </w:r>
-      <w:r>
-        <w:t xml:space="preserve"> </w:t>
-      </w:r>
-      <w:r>
-        <w:t xml:space="preserve">(</w:t>
-      </w:r>
-      <w:r>
-        <w:rPr>
-          <w:rStyle w:val="VerbatimChar"/>
-        </w:rPr>
-        <w:t xml:space="preserve">/background</w:t>
-      </w:r>
-      <w:r>
-        <w:t xml:space="preserve">) for Gemini (</w:t>
-      </w:r>
-      <w:r>
-        <w:rPr>
-          <w:rStyle w:val="VerbatimChar"/>
-        </w:rPr>
-        <w:t xml:space="preserve">.toml</w:t>
-      </w:r>
-      <w:r>
-        <w:t xml:space="preserve">), Qwen (</w:t>
-      </w:r>
-      <w:r>
-        <w:rPr>
-          <w:rStyle w:val="VerbatimChar"/>
-        </w:rPr>
-        <w:t xml:space="preserve">.toml</w:t>
-      </w:r>
-      <w:r>
-        <w:t xml:space="preserve">), Codex (</w:t>
-      </w:r>
-      <w:r>
-        <w:rPr>
-          <w:rStyle w:val="VerbatimChar"/>
-        </w:rPr>
-        <w:t xml:space="preserve">prompts/</w:t>
-      </w:r>
-      <w:r>
-        <w:t xml:space="preserve">).</w:t>
-      </w:r>
-    </w:p>
-    <w:p>
-      <w:pPr>
-        <w:pStyle w:val="Compact"/>
-        <w:numPr>
-          <w:ilvl w:val="0"/>
-          <w:numId w:val="1008"/>
-        </w:numPr>
-      </w:pPr>
-      <w:r>
-        <w:t xml:space="preserve">Form 4 —</w:t>
-      </w:r>
-      <w:r>
-        <w:t xml:space="preserve"> </w:t>
-      </w:r>
-      <w:r>
-        <w:rPr>
-          <w:rStyle w:val="VerbatimChar"/>
-        </w:rPr>
-        <w:t xml:space="preserve">/PREFIX::ACTION_NAME &lt;rest&gt;</w:t>
-      </w:r>
-      <w:r>
-        <w:t xml:space="preserve"> </w:t>
-      </w:r>
-      <w:r>
-        <w:t xml:space="preserve">(e.g.</w:t>
-      </w:r>
-      <w:r>
-        <w:t xml:space="preserve"> </w:t>
-      </w:r>
-      <w:r>
-        <w:rPr>
-          <w:rStyle w:val="VerbatimChar"/>
-        </w:rPr>
-        <w:t xml:space="preserve">/DEFAULT::BACKGROUND …</w:t>
-      </w:r>
-      <w:r>
-        <w:t xml:space="preserve">) —</w:t>
-      </w:r>
-      <w:r>
-        <w:t xml:space="preserve"> </w:t>
-      </w:r>
-      <w:r>
-        <w:t xml:space="preserve">namespaced slash form, always-unambiguous (hook E2E 10/0).</w:t>
-      </w:r>
-    </w:p>
-    <w:p>
-      <w:pPr>
-        <w:pStyle w:val="Compact"/>
-        <w:numPr>
-          <w:ilvl w:val="0"/>
-          <w:numId w:val="1008"/>
-        </w:numPr>
-      </w:pPr>
-      <w:r>
-        <w:t xml:space="preserve">The</w:t>
-      </w:r>
-      <w:r>
-        <w:t xml:space="preserve"> </w:t>
-      </w:r>
-      <w:r>
-        <w:rPr>
-          <w:rStyle w:val="VerbatimChar"/>
-        </w:rPr>
-        <w:t xml:space="preserve">DEFAULT</w:t>
-      </w:r>
-      <w:r>
-        <w:t xml:space="preserve"> </w:t>
-      </w:r>
-      <w:r>
-        <w:t xml:space="preserve">namespace and the registry keys that drive forms 2/4</w:t>
-      </w:r>
-      <w:r>
-        <w:t xml:space="preserve"> </w:t>
-      </w:r>
-      <w:r>
-        <w:t xml:space="preserve">(</w:t>
-      </w:r>
-      <w:r>
-        <w:rPr>
-          <w:rStyle w:val="VerbatimChar"/>
-        </w:rPr>
-        <w:t xml:space="preserve">grammar.default_namespace</w:t>
-      </w:r>
-      <w:r>
-        <w:t xml:space="preserve">,</w:t>
-      </w:r>
-      <w:r>
-        <w:t xml:space="preserve"> </w:t>
-      </w:r>
-      <w:r>
-        <w:rPr>
-          <w:rStyle w:val="VerbatimChar"/>
-        </w:rPr>
-        <w:t xml:space="preserve">grammar.namespace_separator</w:t>
-      </w:r>
-      <w:r>
-        <w:t xml:space="preserve">,</w:t>
-      </w:r>
-      <w:r>
-        <w:t xml:space="preserve"> </w:t>
-      </w:r>
-      <w:r>
-        <w:rPr>
-          <w:rStyle w:val="VerbatimChar"/>
-        </w:rPr>
-        <w:t xml:space="preserve">grammar.slash_prefix</w:t>
-      </w:r>
-      <w:r>
-        <w:t xml:space="preserve">, per-action</w:t>
-      </w:r>
-      <w:r>
-        <w:t xml:space="preserve"> </w:t>
-      </w:r>
-      <w:r>
-        <w:rPr>
-          <w:rStyle w:val="VerbatimChar"/>
-        </w:rPr>
-        <w:t xml:space="preserve">namespaces</w:t>
-      </w:r>
-      <w:r>
-        <w:t xml:space="preserve">,</w:t>
-      </w:r>
-      <w:r>
-        <w:t xml:space="preserve"> </w:t>
-      </w:r>
-      <w:r>
-        <w:rPr>
-          <w:rStyle w:val="VerbatimChar"/>
-        </w:rPr>
-        <w:t xml:space="preserve">slash_bare</w:t>
-      </w:r>
-      <w:r>
-        <w:t xml:space="preserve">,</w:t>
-      </w:r>
-      <w:r>
-        <w:t xml:space="preserve"> </w:t>
-      </w:r>
-      <w:r>
-        <w:rPr>
-          <w:rStyle w:val="VerbatimChar"/>
-        </w:rPr>
-        <w:t xml:space="preserve">slash_conflicts</w:t>
-      </w:r>
-      <w:r>
-        <w:t xml:space="preserve">), the conflict-aware bare-slash rule (</w:t>
-      </w:r>
-      <w:r>
-        <w:rPr>
-          <w:rStyle w:val="VerbatimChar"/>
-        </w:rPr>
-        <w:t xml:space="preserve">slash_bare: auto</w:t>
-      </w:r>
-      <w:r>
-        <w:t xml:space="preserve">),</w:t>
-      </w:r>
-      <w:r>
-        <w:t xml:space="preserve"> </w:t>
-      </w:r>
-      <w:r>
-        <w:t xml:space="preserve">and the</w:t>
-      </w:r>
-      <w:r>
-        <w:t xml:space="preserve"> </w:t>
-      </w:r>
-      <w:r>
-        <w:rPr>
-          <w:rStyle w:val="VerbatimChar"/>
-        </w:rPr>
-        <w:t xml:space="preserve">/default::background</w:t>
-      </w:r>
-      <w:r>
-        <w:t xml:space="preserve"> </w:t>
-      </w:r>
-      <w:r>
-        <w:t xml:space="preserve">namespaced slash artefact.</w:t>
-      </w:r>
-    </w:p>
-    <w:p>
-      <w:pPr>
-        <w:pStyle w:val="Compact"/>
-        <w:numPr>
-          <w:ilvl w:val="0"/>
-          <w:numId w:val="1008"/>
-        </w:numPr>
-      </w:pPr>
-      <w:r>
-        <w:t xml:space="preserve">The</w:t>
-      </w:r>
-      <w:r>
-        <w:t xml:space="preserve"> </w:t>
-      </w:r>
-      <w:r>
-        <w:rPr>
-          <w:rStyle w:val="VerbatimChar"/>
-        </w:rPr>
-        <w:t xml:space="preserve">BACKGROUND</w:t>
-      </w:r>
-      <w:r>
-        <w:t xml:space="preserve"> </w:t>
-      </w:r>
-      <w:r>
-        <w:t xml:space="preserve">action with the operator's verbatim expansion.</w:t>
-      </w:r>
-    </w:p>
-    <w:p>
-      <w:pPr>
-        <w:pStyle w:val="Compact"/>
-        <w:numPr>
-          <w:ilvl w:val="0"/>
-          <w:numId w:val="1008"/>
-        </w:numPr>
-      </w:pPr>
-      <w:r>
-        <w:t xml:space="preserve">The escape (</w:t>
-      </w:r>
-      <w:r>
-        <w:rPr>
-          <w:rStyle w:val="VerbatimChar"/>
-        </w:rPr>
-        <w:t xml:space="preserve">\</w:t>
-      </w:r>
-      <w:r>
-        <w:t xml:space="preserve">), stacked-prefix (outer-to-inner), unknown-token-ask, and</w:t>
-      </w:r>
-      <w:r>
-        <w:t xml:space="preserve"> </w:t>
-      </w:r>
-      <w:r>
-        <w:t xml:space="preserve">no-op rules of §5.</w:t>
-      </w:r>
-    </w:p>
-    <w:p>
-      <w:pPr>
-        <w:pStyle w:val="FirstParagraph"/>
-      </w:pPr>
-      <w:r>
-        <w:t xml:space="preserve">All four forms are verified end-to-end (grammar suite 91/0, hook E2E 10/0). The</w:t>
-      </w:r>
-      <w:r>
-        <w:t xml:space="preserve"> </w:t>
-      </w:r>
-      <w:r>
-        <w:t xml:space="preserve">registry declares the full namespaced grammar and the expander library's</w:t>
-      </w:r>
-      <w:r>
-        <w:t xml:space="preserve"> </w:t>
-      </w:r>
-      <w:r>
-        <w:rPr>
-          <w:rStyle w:val="VerbatimChar"/>
-        </w:rPr>
-        <w:t xml:space="preserve">apx_parse_prefix</w:t>
-      </w:r>
-      <w:r>
-        <w:t xml:space="preserve"> </w:t>
-      </w:r>
-      <w:r>
-        <w:t xml:space="preserve">recognises all four forms; there is no remaining spec-only</w:t>
-      </w:r>
-      <w:r>
-        <w:t xml:space="preserve"> </w:t>
-      </w:r>
-      <w:r>
-        <w:t xml:space="preserve">gap in the grammar.</w:t>
-      </w:r>
-    </w:p>
-    <w:p>
-      <w:r>
-        <w:pict>
-          <v:rect style="width:0;height:1.5pt" o:hralign="center" o:hrstd="t" o:hr="t"/>
-        </w:pict>
-      </w:r>
-    </w:p>
-    <w:bookmarkEnd w:id="19"/>
-    <w:bookmarkStart w:id="21" w:name="Xff9d65ad5a0af4fc6c76f45d15db3a89f6da6a8"/>
-    <w:p>
-      <w:pPr>
-        <w:pStyle w:val="Heading2"/>
-      </w:pPr>
-      <w:r>
-        <w:t xml:space="preserve">9. Related documents</w:t>
       </w:r>
     </w:p>
     <w:p>
@@ -4349,6 +4517,610 @@
         <w:numPr>
           <w:ilvl w:val="0"/>
           <w:numId w:val="1009"/>
+        </w:numPr>
+      </w:pPr>
+      <w:r>
+        <w:t xml:space="preserve">Form 1 —</w:t>
+      </w:r>
+      <w:r>
+        <w:t xml:space="preserve"> </w:t>
+      </w:r>
+      <w:r>
+        <w:rPr>
+          <w:rStyle w:val="VerbatimChar"/>
+        </w:rPr>
+        <w:t xml:space="preserve">ACTION_NAME :: &lt;rest&gt;</w:t>
+      </w:r>
+      <w:r>
+        <w:t xml:space="preserve"> </w:t>
+      </w:r>
+      <w:r>
+        <w:t xml:space="preserve">— end-to-end: registry → expander library →</w:t>
+      </w:r>
+      <w:r>
+        <w:t xml:space="preserve"> </w:t>
+      </w:r>
+      <w:r>
+        <w:t xml:space="preserve">LAYER-1 recognition instruction → LAYER-2 Claude Code hook.</w:t>
+      </w:r>
+    </w:p>
+    <w:p>
+      <w:pPr>
+        <w:pStyle w:val="Compact"/>
+        <w:numPr>
+          <w:ilvl w:val="0"/>
+          <w:numId w:val="1009"/>
+        </w:numPr>
+      </w:pPr>
+      <w:r>
+        <w:t xml:space="preserve">Form 2 —</w:t>
+      </w:r>
+      <w:r>
+        <w:t xml:space="preserve"> </w:t>
+      </w:r>
+      <w:r>
+        <w:rPr>
+          <w:rStyle w:val="VerbatimChar"/>
+        </w:rPr>
+        <w:t xml:space="preserve">PREFIX::ACTION_NAME :: &lt;rest&gt;</w:t>
+      </w:r>
+      <w:r>
+        <w:t xml:space="preserve"> </w:t>
+      </w:r>
+      <w:r>
+        <w:t xml:space="preserve">(e.g.</w:t>
+      </w:r>
+      <w:r>
+        <w:t xml:space="preserve"> </w:t>
+      </w:r>
+      <w:r>
+        <w:rPr>
+          <w:rStyle w:val="VerbatimChar"/>
+        </w:rPr>
+        <w:t xml:space="preserve">DEFAULT::BACKGROUND :: …</w:t>
+      </w:r>
+      <w:r>
+        <w:t xml:space="preserve">) —</w:t>
+      </w:r>
+      <w:r>
+        <w:t xml:space="preserve"> </w:t>
+      </w:r>
+      <w:r>
+        <w:t xml:space="preserve">namespaced</w:t>
+      </w:r>
+      <w:r>
+        <w:t xml:space="preserve"> </w:t>
+      </w:r>
+      <w:r>
+        <w:rPr>
+          <w:rStyle w:val="VerbatimChar"/>
+        </w:rPr>
+        <w:t xml:space="preserve">::</w:t>
+      </w:r>
+      <w:r>
+        <w:t xml:space="preserve"> </w:t>
+      </w:r>
+      <w:r>
+        <w:t xml:space="preserve">form (grammar suite 166/0).</w:t>
+      </w:r>
+    </w:p>
+    <w:p>
+      <w:pPr>
+        <w:pStyle w:val="Compact"/>
+        <w:numPr>
+          <w:ilvl w:val="0"/>
+          <w:numId w:val="1009"/>
+        </w:numPr>
+      </w:pPr>
+      <w:r>
+        <w:t xml:space="preserve">Form 3 —</w:t>
+      </w:r>
+      <w:r>
+        <w:t xml:space="preserve"> </w:t>
+      </w:r>
+      <w:r>
+        <w:rPr>
+          <w:rStyle w:val="VerbatimChar"/>
+        </w:rPr>
+        <w:t xml:space="preserve">/ACTION_NAME &lt;rest&gt;</w:t>
+      </w:r>
+      <w:r>
+        <w:t xml:space="preserve"> </w:t>
+      </w:r>
+      <w:r>
+        <w:t xml:space="preserve">— the generated bare slash command</w:t>
+      </w:r>
+      <w:r>
+        <w:t xml:space="preserve"> </w:t>
+      </w:r>
+      <w:r>
+        <w:t xml:space="preserve">(</w:t>
+      </w:r>
+      <w:r>
+        <w:rPr>
+          <w:rStyle w:val="VerbatimChar"/>
+        </w:rPr>
+        <w:t xml:space="preserve">/background</w:t>
+      </w:r>
+      <w:r>
+        <w:t xml:space="preserve">) for Gemini (</w:t>
+      </w:r>
+      <w:r>
+        <w:rPr>
+          <w:rStyle w:val="VerbatimChar"/>
+        </w:rPr>
+        <w:t xml:space="preserve">.toml</w:t>
+      </w:r>
+      <w:r>
+        <w:t xml:space="preserve">), Qwen (</w:t>
+      </w:r>
+      <w:r>
+        <w:rPr>
+          <w:rStyle w:val="VerbatimChar"/>
+        </w:rPr>
+        <w:t xml:space="preserve">.toml</w:t>
+      </w:r>
+      <w:r>
+        <w:t xml:space="preserve">), Codex (</w:t>
+      </w:r>
+      <w:r>
+        <w:rPr>
+          <w:rStyle w:val="VerbatimChar"/>
+        </w:rPr>
+        <w:t xml:space="preserve">prompts/</w:t>
+      </w:r>
+      <w:r>
+        <w:t xml:space="preserve">).</w:t>
+      </w:r>
+    </w:p>
+    <w:p>
+      <w:pPr>
+        <w:pStyle w:val="Compact"/>
+        <w:numPr>
+          <w:ilvl w:val="0"/>
+          <w:numId w:val="1009"/>
+        </w:numPr>
+      </w:pPr>
+      <w:r>
+        <w:t xml:space="preserve">Form 4 —</w:t>
+      </w:r>
+      <w:r>
+        <w:t xml:space="preserve"> </w:t>
+      </w:r>
+      <w:r>
+        <w:rPr>
+          <w:rStyle w:val="VerbatimChar"/>
+        </w:rPr>
+        <w:t xml:space="preserve">/PREFIX::ACTION_NAME &lt;rest&gt;</w:t>
+      </w:r>
+      <w:r>
+        <w:t xml:space="preserve"> </w:t>
+      </w:r>
+      <w:r>
+        <w:t xml:space="preserve">(e.g.</w:t>
+      </w:r>
+      <w:r>
+        <w:t xml:space="preserve"> </w:t>
+      </w:r>
+      <w:r>
+        <w:rPr>
+          <w:rStyle w:val="VerbatimChar"/>
+        </w:rPr>
+        <w:t xml:space="preserve">/DEFAULT::BACKGROUND …</w:t>
+      </w:r>
+      <w:r>
+        <w:t xml:space="preserve">) —</w:t>
+      </w:r>
+      <w:r>
+        <w:t xml:space="preserve"> </w:t>
+      </w:r>
+      <w:r>
+        <w:t xml:space="preserve">namespaced slash form, always-unambiguous.</w:t>
+      </w:r>
+    </w:p>
+    <w:p>
+      <w:pPr>
+        <w:pStyle w:val="Compact"/>
+        <w:numPr>
+          <w:ilvl w:val="0"/>
+          <w:numId w:val="1009"/>
+        </w:numPr>
+      </w:pPr>
+      <w:r>
+        <w:t xml:space="preserve">Form 5 —</w:t>
+      </w:r>
+      <w:r>
+        <w:t xml:space="preserve"> </w:t>
+      </w:r>
+      <w:r>
+        <w:rPr>
+          <w:rStyle w:val="VerbatimChar"/>
+        </w:rPr>
+        <w:t xml:space="preserve">ACTION_NAME ---&gt; &lt;rest&gt;</w:t>
+      </w:r>
+      <w:r>
+        <w:t xml:space="preserve"> </w:t>
+      </w:r>
+      <w:r>
+        <w:t xml:space="preserve">(e.g.</w:t>
+      </w:r>
+      <w:r>
+        <w:t xml:space="preserve"> </w:t>
+      </w:r>
+      <w:r>
+        <w:rPr>
+          <w:rStyle w:val="VerbatimChar"/>
+        </w:rPr>
+        <w:t xml:space="preserve">BACKGROUND ---&gt; …</w:t>
+      </w:r>
+      <w:r>
+        <w:t xml:space="preserve">, and the</w:t>
+      </w:r>
+      <w:r>
+        <w:t xml:space="preserve"> </w:t>
+      </w:r>
+      <w:r>
+        <w:t xml:space="preserve">namespaced</w:t>
+      </w:r>
+      <w:r>
+        <w:t xml:space="preserve"> </w:t>
+      </w:r>
+      <w:r>
+        <w:rPr>
+          <w:rStyle w:val="VerbatimChar"/>
+        </w:rPr>
+        <w:t xml:space="preserve">DEFAULT::BACKGROUND ---&gt; …</w:t>
+      </w:r>
+      <w:r>
+        <w:t xml:space="preserve">) — the arrow form, the</w:t>
+      </w:r>
+      <w:r>
+        <w:t xml:space="preserve"> </w:t>
+      </w:r>
+      <w:r>
+        <w:rPr>
+          <w:rStyle w:val="VerbatimChar"/>
+        </w:rPr>
+        <w:t xml:space="preserve">---&gt;</w:t>
+      </w:r>
+      <w:r>
+        <w:t xml:space="preserve"> </w:t>
+      </w:r>
+      <w:r>
+        <w:t xml:space="preserve">body</w:t>
+      </w:r>
+      <w:r>
+        <w:t xml:space="preserve"> </w:t>
+      </w:r>
+      <w:r>
+        <w:t xml:space="preserve">separator recognised by the grammar + LAYER-2 hook (grammar suite 166/0,</w:t>
+      </w:r>
+      <w:r>
+        <w:t xml:space="preserve"> </w:t>
+      </w:r>
+      <w:r>
+        <w:t xml:space="preserve">paired-mutation meta-test 6/0).</w:t>
+      </w:r>
+    </w:p>
+    <w:p>
+      <w:pPr>
+        <w:pStyle w:val="Compact"/>
+        <w:numPr>
+          <w:ilvl w:val="0"/>
+          <w:numId w:val="1009"/>
+        </w:numPr>
+      </w:pPr>
+      <w:r>
+        <w:t xml:space="preserve">The</w:t>
+      </w:r>
+      <w:r>
+        <w:t xml:space="preserve"> </w:t>
+      </w:r>
+      <w:r>
+        <w:rPr>
+          <w:rStyle w:val="VerbatimChar"/>
+        </w:rPr>
+        <w:t xml:space="preserve">DEFAULT</w:t>
+      </w:r>
+      <w:r>
+        <w:t xml:space="preserve"> </w:t>
+      </w:r>
+      <w:r>
+        <w:t xml:space="preserve">namespace and the registry keys that drive forms 2/4/5</w:t>
+      </w:r>
+      <w:r>
+        <w:t xml:space="preserve"> </w:t>
+      </w:r>
+      <w:r>
+        <w:t xml:space="preserve">(</w:t>
+      </w:r>
+      <w:r>
+        <w:rPr>
+          <w:rStyle w:val="VerbatimChar"/>
+        </w:rPr>
+        <w:t xml:space="preserve">grammar.default_namespace</w:t>
+      </w:r>
+      <w:r>
+        <w:t xml:space="preserve">,</w:t>
+      </w:r>
+      <w:r>
+        <w:t xml:space="preserve"> </w:t>
+      </w:r>
+      <w:r>
+        <w:rPr>
+          <w:rStyle w:val="VerbatimChar"/>
+        </w:rPr>
+        <w:t xml:space="preserve">grammar.namespace_separator</w:t>
+      </w:r>
+      <w:r>
+        <w:t xml:space="preserve">,</w:t>
+      </w:r>
+      <w:r>
+        <w:t xml:space="preserve"> </w:t>
+      </w:r>
+      <w:r>
+        <w:rPr>
+          <w:rStyle w:val="VerbatimChar"/>
+        </w:rPr>
+        <w:t xml:space="preserve">grammar.slash_prefix</w:t>
+      </w:r>
+      <w:r>
+        <w:t xml:space="preserve">,</w:t>
+      </w:r>
+      <w:r>
+        <w:t xml:space="preserve"> </w:t>
+      </w:r>
+      <w:r>
+        <w:rPr>
+          <w:rStyle w:val="VerbatimChar"/>
+        </w:rPr>
+        <w:t xml:space="preserve">grammar.arrow_form_regex</w:t>
+      </w:r>
+      <w:r>
+        <w:t xml:space="preserve">,</w:t>
+      </w:r>
+      <w:r>
+        <w:t xml:space="preserve"> </w:t>
+      </w:r>
+      <w:r>
+        <w:rPr>
+          <w:rStyle w:val="VerbatimChar"/>
+        </w:rPr>
+        <w:t xml:space="preserve">grammar.arrow_body_separator</w:t>
+      </w:r>
+      <w:r>
+        <w:t xml:space="preserve">, per-action</w:t>
+      </w:r>
+      <w:r>
+        <w:t xml:space="preserve"> </w:t>
+      </w:r>
+      <w:r>
+        <w:rPr>
+          <w:rStyle w:val="VerbatimChar"/>
+        </w:rPr>
+        <w:t xml:space="preserve">namespaces</w:t>
+      </w:r>
+      <w:r>
+        <w:t xml:space="preserve">,</w:t>
+      </w:r>
+      <w:r>
+        <w:t xml:space="preserve"> </w:t>
+      </w:r>
+      <w:r>
+        <w:rPr>
+          <w:rStyle w:val="VerbatimChar"/>
+        </w:rPr>
+        <w:t xml:space="preserve">slash_bare</w:t>
+      </w:r>
+      <w:r>
+        <w:t xml:space="preserve">,</w:t>
+      </w:r>
+      <w:r>
+        <w:t xml:space="preserve"> </w:t>
+      </w:r>
+      <w:r>
+        <w:rPr>
+          <w:rStyle w:val="VerbatimChar"/>
+        </w:rPr>
+        <w:t xml:space="preserve">slash_conflicts</w:t>
+      </w:r>
+      <w:r>
+        <w:t xml:space="preserve">), the conflict-aware bare-slash rule (</w:t>
+      </w:r>
+      <w:r>
+        <w:rPr>
+          <w:rStyle w:val="VerbatimChar"/>
+        </w:rPr>
+        <w:t xml:space="preserve">slash_bare: auto</w:t>
+      </w:r>
+      <w:r>
+        <w:t xml:space="preserve">),</w:t>
+      </w:r>
+      <w:r>
+        <w:t xml:space="preserve"> </w:t>
+      </w:r>
+      <w:r>
+        <w:t xml:space="preserve">and the</w:t>
+      </w:r>
+      <w:r>
+        <w:t xml:space="preserve"> </w:t>
+      </w:r>
+      <w:r>
+        <w:rPr>
+          <w:rStyle w:val="VerbatimChar"/>
+        </w:rPr>
+        <w:t xml:space="preserve">/default::background</w:t>
+      </w:r>
+      <w:r>
+        <w:t xml:space="preserve"> </w:t>
+      </w:r>
+      <w:r>
+        <w:t xml:space="preserve">namespaced slash artefact.</w:t>
+      </w:r>
+    </w:p>
+    <w:p>
+      <w:pPr>
+        <w:pStyle w:val="Compact"/>
+        <w:numPr>
+          <w:ilvl w:val="0"/>
+          <w:numId w:val="1009"/>
+        </w:numPr>
+      </w:pPr>
+      <w:r>
+        <w:t xml:space="preserve">The</w:t>
+      </w:r>
+      <w:r>
+        <w:t xml:space="preserve"> </w:t>
+      </w:r>
+      <w:r>
+        <w:rPr>
+          <w:rStyle w:val="VerbatimChar"/>
+        </w:rPr>
+        <w:t xml:space="preserve">BACKGROUND</w:t>
+      </w:r>
+      <w:r>
+        <w:t xml:space="preserve"> </w:t>
+      </w:r>
+      <w:r>
+        <w:t xml:space="preserve">and</w:t>
+      </w:r>
+      <w:r>
+        <w:t xml:space="preserve"> </w:t>
+      </w:r>
+      <w:r>
+        <w:rPr>
+          <w:rStyle w:val="VerbatimChar"/>
+        </w:rPr>
+        <w:t xml:space="preserve">REMINDER</w:t>
+      </w:r>
+      <w:r>
+        <w:t xml:space="preserve"> </w:t>
+      </w:r>
+      <w:r>
+        <w:t xml:space="preserve">actions with their verbatim expansions.</w:t>
+      </w:r>
+    </w:p>
+    <w:p>
+      <w:pPr>
+        <w:pStyle w:val="Compact"/>
+        <w:numPr>
+          <w:ilvl w:val="0"/>
+          <w:numId w:val="1009"/>
+        </w:numPr>
+      </w:pPr>
+      <w:r>
+        <w:t xml:space="preserve">The escape (</w:t>
+      </w:r>
+      <w:r>
+        <w:rPr>
+          <w:rStyle w:val="VerbatimChar"/>
+        </w:rPr>
+        <w:t xml:space="preserve">\</w:t>
+      </w:r>
+      <w:r>
+        <w:t xml:space="preserve">), stacked-prefix (outer-to-inner), unknown-token-ask, and</w:t>
+      </w:r>
+      <w:r>
+        <w:t xml:space="preserve"> </w:t>
+      </w:r>
+      <w:r>
+        <w:t xml:space="preserve">no-op rules of §5.</w:t>
+      </w:r>
+    </w:p>
+    <w:p>
+      <w:pPr>
+        <w:pStyle w:val="FirstParagraph"/>
+      </w:pPr>
+      <w:r>
+        <w:t xml:space="preserve">All five forms are verified end-to-end (grammar suite 166/0, paired-mutation</w:t>
+      </w:r>
+      <w:r>
+        <w:t xml:space="preserve"> </w:t>
+      </w:r>
+      <w:r>
+        <w:t xml:space="preserve">meta-test 6/0). The registry declares the full namespaced grammar (including the</w:t>
+      </w:r>
+      <w:r>
+        <w:t xml:space="preserve"> </w:t>
+      </w:r>
+      <w:r>
+        <w:t xml:space="preserve">arrow</w:t>
+      </w:r>
+      <w:r>
+        <w:t xml:space="preserve"> </w:t>
+      </w:r>
+      <w:r>
+        <w:rPr>
+          <w:rStyle w:val="VerbatimChar"/>
+        </w:rPr>
+        <w:t xml:space="preserve">arrow_form_regex</w:t>
+      </w:r>
+      <w:r>
+        <w:t xml:space="preserve"> </w:t>
+      </w:r>
+      <w:r>
+        <w:t xml:space="preserve">+</w:t>
+      </w:r>
+      <w:r>
+        <w:t xml:space="preserve"> </w:t>
+      </w:r>
+      <w:r>
+        <w:rPr>
+          <w:rStyle w:val="VerbatimChar"/>
+        </w:rPr>
+        <w:t xml:space="preserve">---&gt;</w:t>
+      </w:r>
+      <w:r>
+        <w:t xml:space="preserve"> </w:t>
+      </w:r>
+      <w:r>
+        <w:t xml:space="preserve">body separator) and the expander library's</w:t>
+      </w:r>
+      <w:r>
+        <w:t xml:space="preserve"> </w:t>
+      </w:r>
+      <w:r>
+        <w:rPr>
+          <w:rStyle w:val="VerbatimChar"/>
+        </w:rPr>
+        <w:t xml:space="preserve">apx_parse_prefix</w:t>
+      </w:r>
+      <w:r>
+        <w:t xml:space="preserve"> </w:t>
+      </w:r>
+      <w:r>
+        <w:t xml:space="preserve">recognises all five forms; there is no remaining spec-only</w:t>
+      </w:r>
+      <w:r>
+        <w:t xml:space="preserve"> </w:t>
+      </w:r>
+      <w:r>
+        <w:t xml:space="preserve">gap in the grammar.</w:t>
+      </w:r>
+    </w:p>
+    <w:p>
+      <w:r>
+        <w:pict>
+          <v:rect style="width:0;height:1.5pt" o:hralign="center" o:hrstd="t" o:hr="t"/>
+        </w:pict>
+      </w:r>
+    </w:p>
+    <w:bookmarkEnd w:id="20"/>
+    <w:bookmarkStart w:id="22" w:name="Xff9d65ad5a0af4fc6c76f45d15db3a89f6da6a8"/>
+    <w:p>
+      <w:pPr>
+        <w:pStyle w:val="Heading2"/>
+      </w:pPr>
+      <w:r>
+        <w:t xml:space="preserve">9. Related documents</w:t>
+      </w:r>
+    </w:p>
+    <w:p>
+      <w:pPr>
+        <w:pStyle w:val="Compact"/>
+        <w:numPr>
+          <w:ilvl w:val="0"/>
+          <w:numId w:val="1010"/>
         </w:numPr>
       </w:pPr>
       <w:hyperlink r:id="rId9">
@@ -4377,10 +5149,10 @@
         <w:pStyle w:val="Compact"/>
         <w:numPr>
           <w:ilvl w:val="0"/>
-          <w:numId w:val="1009"/>
+          <w:numId w:val="1010"/>
         </w:numPr>
       </w:pPr>
-      <w:hyperlink r:id="rId20">
+      <w:hyperlink r:id="rId21">
         <w:r>
           <w:rPr>
             <w:rStyle w:val="Hyperlink"/>
@@ -4412,7 +5184,7 @@
         <w:pStyle w:val="Compact"/>
         <w:numPr>
           <w:ilvl w:val="0"/>
-          <w:numId w:val="1009"/>
+          <w:numId w:val="1010"/>
         </w:numPr>
       </w:pPr>
       <w:r>
@@ -4436,7 +5208,7 @@
         <w:pStyle w:val="Compact"/>
         <w:numPr>
           <w:ilvl w:val="0"/>
-          <w:numId w:val="1009"/>
+          <w:numId w:val="1010"/>
         </w:numPr>
       </w:pPr>
       <w:r>
@@ -4458,8 +5230,8 @@
         <w:t xml:space="preserve">§11.4.140.</w:t>
       </w:r>
     </w:p>
-    <w:bookmarkEnd w:id="21"/>
     <w:bookmarkEnd w:id="22"/>
+    <w:bookmarkEnd w:id="23"/>
     <w:sectPr>
       <w:footnotePr>
         <w:numRestart w:val="eachSect"/>
@@ -4768,6 +5540,9 @@
     <w:abstractNumId w:val="991"/>
   </w:num>
   <w:num w:numId="1003">
+    <w:abstractNumId w:val="991"/>
+  </w:num>
+  <w:num w:numId="1004">
     <w:abstractNumId w:val="99411"/>
     <w:lvlOverride w:ilvl="0">
       <w:startOverride w:val="1"/>
@@ -4797,13 +5572,13 @@
       <w:startOverride w:val="1"/>
     </w:lvlOverride>
   </w:num>
-  <w:num w:numId="1004">
-    <w:abstractNumId w:val="991"/>
-  </w:num>
   <w:num w:numId="1005">
     <w:abstractNumId w:val="991"/>
   </w:num>
   <w:num w:numId="1006">
+    <w:abstractNumId w:val="991"/>
+  </w:num>
+  <w:num w:numId="1007">
     <w:abstractNumId w:val="99411"/>
     <w:lvlOverride w:ilvl="0">
       <w:startOverride w:val="1"/>
@@ -4833,13 +5608,13 @@
       <w:startOverride w:val="1"/>
     </w:lvlOverride>
   </w:num>
-  <w:num w:numId="1007">
-    <w:abstractNumId w:val="991"/>
-  </w:num>
   <w:num w:numId="1008">
     <w:abstractNumId w:val="991"/>
   </w:num>
   <w:num w:numId="1009">
+    <w:abstractNumId w:val="991"/>
+  </w:num>
+  <w:num w:numId="1010">
     <w:abstractNumId w:val="991"/>
   </w:num>
 </w:numbering>

--- a/docs/guides/action_prefix_system/USER_GUIDE.docx
+++ b/docs/guides/action_prefix_system/USER_GUIDE.docx
@@ -2,14 +2,6 @@
 <file path=word/document.xml><?xml version="1.0" encoding="utf-8"?>
 <w:document xmlns:w="http://schemas.openxmlformats.org/wordprocessingml/2006/main" xmlns:m="http://schemas.openxmlformats.org/officeDocument/2006/math" xmlns:r="http://schemas.openxmlformats.org/officeDocument/2006/relationships" xmlns:o="urn:schemas-microsoft-com:office:office" xmlns:v="urn:schemas-microsoft-com:vml" xmlns:w10="urn:schemas-microsoft-com:office:word" xmlns:a="http://schemas.openxmlformats.org/drawingml/2006/main" xmlns:pic="http://schemas.openxmlformats.org/drawingml/2006/picture" xmlns:wp="http://schemas.openxmlformats.org/drawingml/2006/wordprocessingDrawing">
   <w:body>
-    <w:p>
-      <w:pPr>
-        <w:pStyle w:val="Title"/>
-      </w:pPr>
-      <w:r>
-        <w:t xml:space="preserve">USER_GUIDE</w:t>
-      </w:r>
-    </w:p>
     <w:bookmarkStart w:id="23" w:name="action-prefix-system--user-guide"/>
     <w:p>
       <w:pPr>
@@ -5680,8 +5672,8 @@
     </w:pPr>
     <w:rPr>
       <w:rFonts w:asciiTheme="majorHAnsi" w:cstheme="majorBidi" w:eastAsiaTheme="majorEastAsia" w:hAnsiTheme="majorHAnsi"/>
-      <w:sz w:val="56"/>
-      <w:szCs w:val="56"/>
+      <w:sz w:val="40"/>
+      <w:szCs w:val="40"/>
     </w:rPr>
   </w:style>
   <w:style w:customStyle="1" w:styleId="TitleChar" w:type="character">
@@ -5815,8 +5807,8 @@
     <w:rPr>
       <w:rFonts w:asciiTheme="majorHAnsi" w:cstheme="majorBidi" w:eastAsiaTheme="majorEastAsia" w:hAnsiTheme="majorHAnsi"/>
       <w:color w:themeColor="accent1" w:themeShade="BF" w:val="0F4761"/>
-      <w:sz w:val="40"/>
-      <w:szCs w:val="40"/>
+      <w:sz w:val="32"/>
+      <w:szCs w:val="32"/>
     </w:rPr>
   </w:style>
   <w:style w:styleId="Heading2" w:type="paragraph">
@@ -5838,8 +5830,8 @@
     <w:rPr>
       <w:rFonts w:asciiTheme="majorHAnsi" w:cstheme="majorBidi" w:eastAsiaTheme="majorEastAsia" w:hAnsiTheme="majorHAnsi"/>
       <w:color w:themeColor="accent1" w:themeShade="BF" w:val="0F4761"/>
-      <w:sz w:val="32"/>
-      <w:szCs w:val="32"/>
+      <w:sz w:val="26"/>
+      <w:szCs w:val="26"/>
     </w:rPr>
   </w:style>
   <w:style w:styleId="Heading3" w:type="paragraph">
@@ -5861,8 +5853,8 @@
     <w:rPr>
       <w:rFonts w:cstheme="majorBidi" w:eastAsiaTheme="majorEastAsia"/>
       <w:color w:themeColor="accent1" w:themeShade="BF" w:val="0F4761"/>
-      <w:sz w:val="28"/>
-      <w:szCs w:val="28"/>
+      <w:sz w:val="24"/>
+      <w:szCs w:val="24"/>
     </w:rPr>
   </w:style>
   <w:style w:styleId="Heading4" w:type="paragraph">
@@ -5882,6 +5874,8 @@
       <w:outlineLvl w:val="3"/>
     </w:pPr>
     <w:rPr>
+      <w:sz w:val="22"/>
+      <w:szCs w:val="22"/>
       <w:rFonts w:cstheme="majorBidi" w:eastAsiaTheme="majorEastAsia"/>
       <w:i/>
       <w:iCs/>
